--- a/Submission Accompanying Documents/(En) Graphical Abstract.docx
+++ b/Submission Accompanying Documents/(En) Graphical Abstract.docx
@@ -6,7 +6,7 @@
       <w:pPr>
         <w:ind w:firstLineChars="83" w:firstLine="199"/>
         <w:rPr>
-          <w:rFonts w:eastAsiaTheme="minorEastAsia" w:hint="eastAsia"/>
+          <w:rFonts w:eastAsiaTheme="minorEastAsia"/>
         </w:rPr>
       </w:pPr>
       <w:r>
@@ -115,7 +115,7 @@
         </w:rPr>
         <w:t xml:space="preserve">): </w:t>
       </w:r>
-      <w:hyperlink r:id="rId8" w:history="1">
+      <w:hyperlink r:id="rId8" w:anchor="/media/File:Diagram_style.png" w:history="1">
         <w:r>
           <w:rPr>
             <w:rStyle w:val="a7"/>
@@ -123,25 +123,7 @@
             <w:sz w:val="20"/>
             <w:szCs w:val="20"/>
           </w:rPr>
-          <w:t>https://en.wikipedia.org/wiki</w:t>
-        </w:r>
-        <w:r>
-          <w:rPr>
-            <w:rStyle w:val="a7"/>
-            <w:rFonts w:asciiTheme="majorBidi" w:eastAsiaTheme="minorEastAsia" w:hAnsiTheme="majorBidi" w:cstheme="majorBidi"/>
-            <w:sz w:val="20"/>
-            <w:szCs w:val="20"/>
-          </w:rPr>
-          <w:t>/</w:t>
-        </w:r>
-        <w:r>
-          <w:rPr>
-            <w:rStyle w:val="a7"/>
-            <w:rFonts w:asciiTheme="majorBidi" w:eastAsiaTheme="minorEastAsia" w:hAnsiTheme="majorBidi" w:cstheme="majorBidi"/>
-            <w:sz w:val="20"/>
-            <w:szCs w:val="20"/>
-          </w:rPr>
-          <w:t>Graphical_abstract#/media/File:Diagram_style.png</w:t>
+          <w:t>https://en.wikipedia.org/wiki/Graphical_abstract#/media/File:Diagram_style.png</w:t>
         </w:r>
       </w:hyperlink>
     </w:p>
@@ -163,15 +145,7 @@
           <w:sz w:val="20"/>
           <w:szCs w:val="20"/>
         </w:rPr>
-        <w:t>Image size</w:t>
-      </w:r>
-      <w:r>
-        <w:rPr>
-          <w:rFonts w:asciiTheme="majorBidi" w:eastAsiaTheme="minorEastAsia" w:hAnsiTheme="majorBidi" w:cstheme="majorBidi"/>
-          <w:sz w:val="20"/>
-          <w:szCs w:val="20"/>
-        </w:rPr>
-        <w:t xml:space="preserve"> (</w:t>
+        <w:t>Image size (</w:t>
       </w:r>
       <w:r>
         <w:rPr>
@@ -216,55 +190,23 @@
           <w:sz w:val="20"/>
           <w:szCs w:val="20"/>
         </w:rPr>
-        <w:t>Example of a graphical summary</w:t>
-      </w:r>
-      <w:r>
-        <w:rPr>
-          <w:rFonts w:asciiTheme="majorBidi" w:eastAsiaTheme="minorEastAsia" w:hAnsiTheme="majorBidi" w:cstheme="majorBidi"/>
-          <w:sz w:val="20"/>
-          <w:szCs w:val="20"/>
-        </w:rPr>
-        <w:t xml:space="preserve"> (</w:t>
-      </w:r>
-      <w:r>
-        <w:rPr>
-          <w:rFonts w:asciiTheme="majorBidi" w:eastAsiaTheme="minorEastAsia" w:hAnsiTheme="majorBidi" w:cstheme="majorBidi"/>
-          <w:sz w:val="20"/>
-          <w:szCs w:val="20"/>
-        </w:rPr>
-        <w:t>图形摘要的例子</w:t>
-      </w:r>
-      <w:r>
-        <w:rPr>
-          <w:rFonts w:asciiTheme="majorBidi" w:eastAsiaTheme="minorEastAsia" w:hAnsiTheme="majorBidi" w:cstheme="majorBidi"/>
-          <w:sz w:val="20"/>
-          <w:szCs w:val="20"/>
-        </w:rPr>
-        <w:t>可见</w:t>
-      </w:r>
-      <w:r>
-        <w:rPr>
-          <w:rFonts w:asciiTheme="majorBidi" w:eastAsiaTheme="minorEastAsia" w:hAnsiTheme="majorBidi" w:cstheme="majorBidi"/>
-          <w:sz w:val="20"/>
-          <w:szCs w:val="20"/>
-        </w:rPr>
-        <w:t>)</w:t>
-      </w:r>
-      <w:r>
-        <w:rPr>
-          <w:rFonts w:asciiTheme="majorBidi" w:eastAsiaTheme="minorEastAsia" w:hAnsiTheme="majorBidi" w:cstheme="majorBidi"/>
-          <w:sz w:val="20"/>
-          <w:szCs w:val="20"/>
-        </w:rPr>
-        <w:t>:</w:t>
-      </w:r>
-      <w:r>
-        <w:rPr>
-          <w:rFonts w:asciiTheme="majorBidi" w:eastAsiaTheme="minorEastAsia" w:hAnsiTheme="majorBidi" w:cstheme="majorBidi"/>
-          <w:sz w:val="20"/>
-          <w:szCs w:val="20"/>
-        </w:rPr>
-        <w:t xml:space="preserve"> </w:t>
+        <w:t>Example of a graphical summary (</w:t>
+      </w:r>
+      <w:r>
+        <w:rPr>
+          <w:rFonts w:asciiTheme="majorBidi" w:eastAsiaTheme="minorEastAsia" w:hAnsiTheme="majorBidi" w:cstheme="majorBidi"/>
+          <w:sz w:val="20"/>
+          <w:szCs w:val="20"/>
+        </w:rPr>
+        <w:t>图形摘要的例子可见</w:t>
+      </w:r>
+      <w:r>
+        <w:rPr>
+          <w:rFonts w:asciiTheme="majorBidi" w:eastAsiaTheme="minorEastAsia" w:hAnsiTheme="majorBidi" w:cstheme="majorBidi"/>
+          <w:sz w:val="20"/>
+          <w:szCs w:val="20"/>
+        </w:rPr>
+        <w:t xml:space="preserve">): </w:t>
       </w:r>
       <w:hyperlink r:id="rId9" w:history="1">
         <w:r>
@@ -307,7 +249,7 @@
         <w:spacing w:line="300" w:lineRule="auto"/>
         <w:ind w:leftChars="75" w:left="180" w:firstLineChars="0" w:firstLine="0"/>
         <w:rPr>
-          <w:rFonts w:asciiTheme="majorBidi" w:eastAsiaTheme="minorEastAsia" w:hAnsiTheme="majorBidi" w:cstheme="majorBidi" w:hint="eastAsia"/>
+          <w:rFonts w:asciiTheme="majorBidi" w:eastAsiaTheme="minorEastAsia" w:hAnsiTheme="majorBidi" w:cstheme="majorBidi"/>
           <w:sz w:val="20"/>
           <w:szCs w:val="20"/>
         </w:rPr>
@@ -455,7 +397,7 @@
         <w:spacing w:line="300" w:lineRule="auto"/>
         <w:ind w:leftChars="75" w:left="180" w:firstLineChars="0" w:firstLine="0"/>
         <w:rPr>
-          <w:rFonts w:asciiTheme="majorBidi" w:eastAsiaTheme="minorEastAsia" w:hAnsiTheme="majorBidi" w:cstheme="majorBidi" w:hint="eastAsia"/>
+          <w:rFonts w:asciiTheme="majorBidi" w:eastAsiaTheme="minorEastAsia" w:hAnsiTheme="majorBidi" w:cstheme="majorBidi"/>
           <w:sz w:val="20"/>
           <w:szCs w:val="20"/>
         </w:rPr>
@@ -593,7 +535,7 @@
         <w:spacing w:line="300" w:lineRule="auto"/>
         <w:ind w:leftChars="75" w:left="180" w:firstLineChars="0" w:firstLine="0"/>
         <w:rPr>
-          <w:rFonts w:asciiTheme="majorBidi" w:eastAsiaTheme="minorEastAsia" w:hAnsiTheme="majorBidi" w:cstheme="majorBidi" w:hint="eastAsia"/>
+          <w:rFonts w:asciiTheme="majorBidi" w:eastAsiaTheme="minorEastAsia" w:hAnsiTheme="majorBidi" w:cstheme="majorBidi"/>
           <w:sz w:val="20"/>
           <w:szCs w:val="20"/>
         </w:rPr>
@@ -888,7 +830,7 @@
         <w:spacing w:line="300" w:lineRule="auto"/>
         <w:ind w:left="182" w:firstLineChars="0" w:firstLine="0"/>
         <w:rPr>
-          <w:rFonts w:asciiTheme="majorBidi" w:eastAsiaTheme="minorEastAsia" w:hAnsiTheme="majorBidi" w:cstheme="majorBidi" w:hint="eastAsia"/>
+          <w:rFonts w:asciiTheme="majorBidi" w:eastAsiaTheme="minorEastAsia" w:hAnsiTheme="majorBidi" w:cstheme="majorBidi"/>
           <w:sz w:val="20"/>
           <w:szCs w:val="20"/>
         </w:rPr>
@@ -1261,6 +1203,26 @@
     </w:r>
     <w:r>
       <w:rPr>
+        <w:rFonts w:eastAsiaTheme="minorEastAsia" w:hint="eastAsia"/>
+        <w:i/>
+        <w:iCs/>
+        <w:sz w:val="20"/>
+        <w:szCs w:val="20"/>
+        <w:u w:val="single"/>
+      </w:rPr>
+      <w:t>Manuscript Title</w:t>
+    </w:r>
+    <w:r>
+      <w:rPr>
+        <w:rFonts w:eastAsiaTheme="minorEastAsia" w:hint="eastAsia"/>
+        <w:sz w:val="20"/>
+        <w:szCs w:val="20"/>
+        <w:u w:val="single"/>
+      </w:rPr>
+      <w:t xml:space="preserve"> (</w:t>
+    </w:r>
+    <w:r>
+      <w:rPr>
         <w:rFonts w:eastAsiaTheme="minorEastAsia"/>
         <w:i/>
         <w:iCs/>
@@ -1269,6 +1231,17 @@
         <w:u w:val="single"/>
       </w:rPr>
       <w:t>斜体稿件标题</w:t>
+    </w:r>
+    <w:r>
+      <w:rPr>
+        <w:rFonts w:eastAsiaTheme="minorEastAsia" w:hint="eastAsia"/>
+        <w:i/>
+        <w:iCs/>
+        <w:sz w:val="20"/>
+        <w:szCs w:val="20"/>
+        <w:u w:val="single"/>
+      </w:rPr>
+      <w:t>)</w:t>
     </w:r>
     <w:r>
       <w:rPr>
@@ -2093,6 +2066,7 @@
   <w:style w:type="character" w:default="1" w:styleId="a0">
     <w:name w:val="Default Paragraph Font"/>
     <w:uiPriority w:val="1"/>
+    <w:semiHidden/>
     <w:unhideWhenUsed/>
   </w:style>
   <w:style w:type="table" w:default="1" w:styleId="a1">
